--- a/Electrical/Level 2 - 2365/13 - lessonThirteen/WriteUp/13 - lesson.docx
+++ b/Electrical/Level 2 - 2365/13 - lessonThirteen/WriteUp/13 - lesson.docx
@@ -14,7 +14,7 @@
     </w:p>
     <w:sdt>
       <w:sdtPr>
-        <w:id w:val="1888344629"/>
+        <w:id w:val="278681829"/>
         <w:docPartObj>
           <w:docPartGallery w:val="Table of Contents"/>
           <w:docPartUnique w:val="1"/>
@@ -25,7 +25,7 @@
           <w:pPr>
             <w:widowControl w:val="0"/>
             <w:tabs>
-              <w:tab w:val="right" w:leader="dot" w:pos="9025.511811023624"/>
+              <w:tab w:val="right" w:leader="none" w:pos="9025.511811023624"/>
             </w:tabs>
             <w:spacing w:before="60" w:line="240" w:lineRule="auto"/>
             <w:rPr>
@@ -39,7 +39,7 @@
             <w:instrText xml:space="preserve"> TOC \h \u \z \t "Heading 1,1,Heading 2,2,Heading 3,3,Heading 4,4,Heading 5,5,Heading 6,6,"</w:instrText>
             <w:fldChar w:fldCharType="separate"/>
           </w:r>
-          <w:hyperlink w:anchor="_8fpgrn8vrlha">
+          <w:hyperlink w:anchor="_ugihz62r14r6">
             <w:r>
               <w:rPr>
                 <w:b w:val="1"/>
@@ -53,7 +53,7 @@
           </w:hyperlink>
           <w:r>
             <w:fldChar w:fldCharType="begin"/>
-            <w:instrText xml:space="preserve"> PAGEREF _8fpgrn8vrlha \h </w:instrText>
+            <w:instrText xml:space="preserve"> PAGEREF _ugihz62r14r6 \h </w:instrText>
             <w:fldChar w:fldCharType="separate"/>
           </w:r>
           <w:r>
@@ -76,7 +76,7 @@
           <w:pPr>
             <w:widowControl w:val="0"/>
             <w:tabs>
-              <w:tab w:val="right" w:leader="dot" w:pos="9025.511811023624"/>
+              <w:tab w:val="right" w:leader="none" w:pos="9025.511811023624"/>
             </w:tabs>
             <w:spacing w:before="60" w:line="240" w:lineRule="auto"/>
             <w:rPr>
@@ -85,7 +85,7 @@
               <w:u w:val="none"/>
             </w:rPr>
           </w:pPr>
-          <w:hyperlink w:anchor="_ht74bzj6rxhn">
+          <w:hyperlink w:anchor="_5k680pcvj9li">
             <w:r>
               <w:rPr>
                 <w:b w:val="1"/>
@@ -99,7 +99,7 @@
           </w:hyperlink>
           <w:r>
             <w:fldChar w:fldCharType="begin"/>
-            <w:instrText xml:space="preserve"> PAGEREF _ht74bzj6rxhn \h </w:instrText>
+            <w:instrText xml:space="preserve"> PAGEREF _5k680pcvj9li \h </w:instrText>
             <w:fldChar w:fldCharType="separate"/>
           </w:r>
           <w:r>
@@ -122,7 +122,7 @@
           <w:pPr>
             <w:widowControl w:val="0"/>
             <w:tabs>
-              <w:tab w:val="right" w:leader="dot" w:pos="9025.511811023624"/>
+              <w:tab w:val="right" w:leader="none" w:pos="9025.511811023624"/>
             </w:tabs>
             <w:spacing w:before="60" w:line="240" w:lineRule="auto"/>
             <w:rPr>
@@ -131,7 +131,7 @@
               <w:u w:val="none"/>
             </w:rPr>
           </w:pPr>
-          <w:hyperlink w:anchor="_ullddair3u4d">
+          <w:hyperlink w:anchor="_vmu550wv3krl">
             <w:r>
               <w:rPr>
                 <w:b w:val="1"/>
@@ -145,7 +145,7 @@
           </w:hyperlink>
           <w:r>
             <w:fldChar w:fldCharType="begin"/>
-            <w:instrText xml:space="preserve"> PAGEREF _ullddair3u4d \h </w:instrText>
+            <w:instrText xml:space="preserve"> PAGEREF _vmu550wv3krl \h </w:instrText>
             <w:fldChar w:fldCharType="separate"/>
           </w:r>
           <w:r>
@@ -168,7 +168,7 @@
           <w:pPr>
             <w:widowControl w:val="0"/>
             <w:tabs>
-              <w:tab w:val="right" w:leader="dot" w:pos="9025.511811023624"/>
+              <w:tab w:val="right" w:leader="none" w:pos="9025.511811023624"/>
             </w:tabs>
             <w:spacing w:before="60" w:line="240" w:lineRule="auto"/>
             <w:rPr>
@@ -177,7 +177,7 @@
               <w:u w:val="none"/>
             </w:rPr>
           </w:pPr>
-          <w:hyperlink w:anchor="_1bw40ntsve6u">
+          <w:hyperlink w:anchor="_aa3ubhtvt1z1">
             <w:r>
               <w:rPr>
                 <w:b w:val="1"/>
@@ -191,7 +191,7 @@
           </w:hyperlink>
           <w:r>
             <w:fldChar w:fldCharType="begin"/>
-            <w:instrText xml:space="preserve"> PAGEREF _1bw40ntsve6u \h </w:instrText>
+            <w:instrText xml:space="preserve"> PAGEREF _aa3ubhtvt1z1 \h </w:instrText>
             <w:fldChar w:fldCharType="separate"/>
           </w:r>
           <w:r>
@@ -214,7 +214,7 @@
           <w:pPr>
             <w:widowControl w:val="0"/>
             <w:tabs>
-              <w:tab w:val="right" w:leader="dot" w:pos="9025.511811023624"/>
+              <w:tab w:val="right" w:leader="none" w:pos="9025.511811023624"/>
             </w:tabs>
             <w:spacing w:before="60" w:line="240" w:lineRule="auto"/>
             <w:rPr>
@@ -223,7 +223,7 @@
               <w:u w:val="none"/>
             </w:rPr>
           </w:pPr>
-          <w:hyperlink w:anchor="_6zthnx4a0p56">
+          <w:hyperlink w:anchor="_rnemd1awsz3o">
             <w:r>
               <w:rPr>
                 <w:b w:val="1"/>
@@ -237,7 +237,7 @@
           </w:hyperlink>
           <w:r>
             <w:fldChar w:fldCharType="begin"/>
-            <w:instrText xml:space="preserve"> PAGEREF _6zthnx4a0p56 \h </w:instrText>
+            <w:instrText xml:space="preserve"> PAGEREF _rnemd1awsz3o \h </w:instrText>
             <w:fldChar w:fldCharType="separate"/>
           </w:r>
           <w:r>
@@ -260,7 +260,7 @@
           <w:pPr>
             <w:widowControl w:val="0"/>
             <w:tabs>
-              <w:tab w:val="right" w:leader="dot" w:pos="9025.511811023624"/>
+              <w:tab w:val="right" w:leader="none" w:pos="9025.511811023624"/>
             </w:tabs>
             <w:spacing w:before="60" w:line="240" w:lineRule="auto"/>
             <w:rPr>
@@ -269,7 +269,7 @@
               <w:u w:val="none"/>
             </w:rPr>
           </w:pPr>
-          <w:hyperlink w:anchor="_d6c0jaxty35z">
+          <w:hyperlink w:anchor="_lpjmjz6zvl8a">
             <w:r>
               <w:rPr>
                 <w:b w:val="1"/>
@@ -283,7 +283,7 @@
           </w:hyperlink>
           <w:r>
             <w:fldChar w:fldCharType="begin"/>
-            <w:instrText xml:space="preserve"> PAGEREF _d6c0jaxty35z \h </w:instrText>
+            <w:instrText xml:space="preserve"> PAGEREF _lpjmjz6zvl8a \h </w:instrText>
             <w:fldChar w:fldCharType="separate"/>
           </w:r>
           <w:r>
@@ -306,7 +306,7 @@
           <w:pPr>
             <w:widowControl w:val="0"/>
             <w:tabs>
-              <w:tab w:val="right" w:leader="dot" w:pos="9025.511811023624"/>
+              <w:tab w:val="right" w:leader="none" w:pos="9025.511811023624"/>
             </w:tabs>
             <w:spacing w:before="60" w:line="240" w:lineRule="auto"/>
             <w:rPr>
@@ -315,7 +315,7 @@
               <w:u w:val="none"/>
             </w:rPr>
           </w:pPr>
-          <w:hyperlink w:anchor="_hp0mtsqp5vmh">
+          <w:hyperlink w:anchor="_o0md7vyfd4lg">
             <w:r>
               <w:rPr>
                 <w:b w:val="1"/>
@@ -329,7 +329,7 @@
           </w:hyperlink>
           <w:r>
             <w:fldChar w:fldCharType="begin"/>
-            <w:instrText xml:space="preserve"> PAGEREF _hp0mtsqp5vmh \h </w:instrText>
+            <w:instrText xml:space="preserve"> PAGEREF _o0md7vyfd4lg \h </w:instrText>
             <w:fldChar w:fldCharType="separate"/>
           </w:r>
           <w:r>
@@ -352,7 +352,7 @@
           <w:pPr>
             <w:widowControl w:val="0"/>
             <w:tabs>
-              <w:tab w:val="right" w:leader="dot" w:pos="9025.511811023624"/>
+              <w:tab w:val="right" w:leader="none" w:pos="9025.511811023624"/>
             </w:tabs>
             <w:spacing w:before="60" w:line="240" w:lineRule="auto"/>
             <w:rPr>
@@ -361,7 +361,7 @@
               <w:u w:val="none"/>
             </w:rPr>
           </w:pPr>
-          <w:hyperlink w:anchor="_vzc54zvbj48c">
+          <w:hyperlink w:anchor="_5am5he773dmr">
             <w:r>
               <w:rPr>
                 <w:b w:val="1"/>
@@ -375,7 +375,7 @@
           </w:hyperlink>
           <w:r>
             <w:fldChar w:fldCharType="begin"/>
-            <w:instrText xml:space="preserve"> PAGEREF _vzc54zvbj48c \h </w:instrText>
+            <w:instrText xml:space="preserve"> PAGEREF _5am5he773dmr \h </w:instrText>
             <w:fldChar w:fldCharType="separate"/>
           </w:r>
           <w:r>
@@ -398,7 +398,7 @@
           <w:pPr>
             <w:widowControl w:val="0"/>
             <w:tabs>
-              <w:tab w:val="right" w:leader="dot" w:pos="9025.511811023624"/>
+              <w:tab w:val="right" w:leader="none" w:pos="9025.511811023624"/>
             </w:tabs>
             <w:spacing w:before="60" w:line="240" w:lineRule="auto"/>
             <w:rPr>
@@ -407,7 +407,7 @@
               <w:u w:val="none"/>
             </w:rPr>
           </w:pPr>
-          <w:hyperlink w:anchor="_c7hx6yrcjvtp">
+          <w:hyperlink w:anchor="_qbonjybqp258">
             <w:r>
               <w:rPr>
                 <w:b w:val="1"/>
@@ -421,7 +421,7 @@
           </w:hyperlink>
           <w:r>
             <w:fldChar w:fldCharType="begin"/>
-            <w:instrText xml:space="preserve"> PAGEREF _c7hx6yrcjvtp \h </w:instrText>
+            <w:instrText xml:space="preserve"> PAGEREF _qbonjybqp258 \h </w:instrText>
             <w:fldChar w:fldCharType="separate"/>
           </w:r>
           <w:r>
@@ -444,7 +444,7 @@
           <w:pPr>
             <w:widowControl w:val="0"/>
             <w:tabs>
-              <w:tab w:val="right" w:leader="dot" w:pos="9025.511811023624"/>
+              <w:tab w:val="right" w:leader="none" w:pos="9025.511811023624"/>
             </w:tabs>
             <w:spacing w:before="60" w:line="240" w:lineRule="auto"/>
             <w:rPr>
@@ -453,7 +453,7 @@
               <w:u w:val="none"/>
             </w:rPr>
           </w:pPr>
-          <w:hyperlink w:anchor="_7kbqcrq15axj">
+          <w:hyperlink w:anchor="_pvm4u6rqb9bp">
             <w:r>
               <w:rPr>
                 <w:b w:val="1"/>
@@ -467,7 +467,7 @@
           </w:hyperlink>
           <w:r>
             <w:fldChar w:fldCharType="begin"/>
-            <w:instrText xml:space="preserve"> PAGEREF _7kbqcrq15axj \h </w:instrText>
+            <w:instrText xml:space="preserve"> PAGEREF _pvm4u6rqb9bp \h </w:instrText>
             <w:fldChar w:fldCharType="separate"/>
           </w:r>
           <w:r>
@@ -776,7 +776,7 @@
         <w:pStyle w:val="Heading1"/>
         <w:rPr/>
       </w:pPr>
-      <w:bookmarkStart w:colFirst="0" w:colLast="0" w:name="_8fpgrn8vrlha" w:id="0"/>
+      <w:bookmarkStart w:colFirst="0" w:colLast="0" w:name="_ugihz62r14r6" w:id="0"/>
       <w:bookmarkEnd w:id="0"/>
       <w:r>
         <w:rPr>
@@ -883,7 +883,7 @@
         <w:pStyle w:val="Heading1"/>
         <w:rPr/>
       </w:pPr>
-      <w:bookmarkStart w:colFirst="0" w:colLast="0" w:name="_ht74bzj6rxhn" w:id="1"/>
+      <w:bookmarkStart w:colFirst="0" w:colLast="0" w:name="_5k680pcvj9li" w:id="1"/>
       <w:bookmarkEnd w:id="1"/>
       <w:r>
         <w:rPr>
@@ -1287,7 +1287,7 @@
         <w:pStyle w:val="Heading1"/>
         <w:rPr/>
       </w:pPr>
-      <w:bookmarkStart w:colFirst="0" w:colLast="0" w:name="_ullddair3u4d" w:id="2"/>
+      <w:bookmarkStart w:colFirst="0" w:colLast="0" w:name="_vmu550wv3krl" w:id="2"/>
       <w:bookmarkEnd w:id="2"/>
       <w:r>
         <w:rPr>
@@ -1432,12 +1432,12 @@
           <wp:inline distB="114300" distT="114300" distL="114300" distR="114300">
             <wp:extent cx="2287537" cy="2066162"/>
             <wp:effectExtent b="203200" l="203200" r="203200" t="203200"/>
-            <wp:docPr id="6" name="image9.png"/>
+            <wp:docPr id="4" name="image18.png"/>
             <a:graphic>
               <a:graphicData uri="http://schemas.openxmlformats.org/drawingml/2006/picture">
                 <pic:pic>
                   <pic:nvPicPr>
-                    <pic:cNvPr id="0" name="image9.png"/>
+                    <pic:cNvPr id="0" name="image18.png"/>
                     <pic:cNvPicPr preferRelativeResize="0"/>
                   </pic:nvPicPr>
                   <pic:blipFill>
@@ -1534,12 +1534,12 @@
           <wp:inline distB="114300" distT="114300" distL="114300" distR="114300">
             <wp:extent cx="3280337" cy="2986088"/>
             <wp:effectExtent b="0" l="0" r="0" t="0"/>
-            <wp:docPr id="8" name="image8.png"/>
+            <wp:docPr id="6" name="image2.png"/>
             <a:graphic>
               <a:graphicData uri="http://schemas.openxmlformats.org/drawingml/2006/picture">
                 <pic:pic>
                   <pic:nvPicPr>
-                    <pic:cNvPr id="0" name="image8.png"/>
+                    <pic:cNvPr id="0" name="image2.png"/>
                     <pic:cNvPicPr preferRelativeResize="0"/>
                   </pic:nvPicPr>
                   <pic:blipFill>
@@ -1885,7 +1885,7 @@
         <w:pStyle w:val="Heading1"/>
         <w:rPr/>
       </w:pPr>
-      <w:bookmarkStart w:colFirst="0" w:colLast="0" w:name="_1bw40ntsve6u" w:id="3"/>
+      <w:bookmarkStart w:colFirst="0" w:colLast="0" w:name="_aa3ubhtvt1z1" w:id="3"/>
       <w:bookmarkEnd w:id="3"/>
       <w:r>
         <w:rPr>
@@ -1936,12 +1936,12 @@
           <wp:inline distB="114300" distT="114300" distL="114300" distR="114300">
             <wp:extent cx="2332952" cy="1531000"/>
             <wp:effectExtent b="101600" l="101600" r="101600" t="101600"/>
-            <wp:docPr id="7" name="image3.png"/>
+            <wp:docPr id="5" name="image1.png"/>
             <a:graphic>
               <a:graphicData uri="http://schemas.openxmlformats.org/drawingml/2006/picture">
                 <pic:pic>
                   <pic:nvPicPr>
-                    <pic:cNvPr id="0" name="image3.png"/>
+                    <pic:cNvPr id="0" name="image1.png"/>
                     <pic:cNvPicPr preferRelativeResize="0"/>
                   </pic:nvPicPr>
                   <pic:blipFill>
@@ -2005,12 +2005,12 @@
           <wp:inline distB="114300" distT="114300" distL="114300" distR="114300">
             <wp:extent cx="2481263" cy="1666302"/>
             <wp:effectExtent b="101600" l="101600" r="101600" t="101600"/>
-            <wp:docPr id="10" name="image7.png"/>
+            <wp:docPr id="8" name="image11.png"/>
             <a:graphic>
               <a:graphicData uri="http://schemas.openxmlformats.org/drawingml/2006/picture">
                 <pic:pic>
                   <pic:nvPicPr>
-                    <pic:cNvPr id="0" name="image7.png"/>
+                    <pic:cNvPr id="0" name="image11.png"/>
                     <pic:cNvPicPr preferRelativeResize="0"/>
                   </pic:nvPicPr>
                   <pic:blipFill>
@@ -2074,12 +2074,12 @@
           <wp:inline distB="114300" distT="114300" distL="114300" distR="114300">
             <wp:extent cx="2490788" cy="2782392"/>
             <wp:effectExtent b="101600" l="101600" r="101600" t="101600"/>
-            <wp:docPr id="9" name="image1.png"/>
+            <wp:docPr id="7" name="image6.png"/>
             <a:graphic>
               <a:graphicData uri="http://schemas.openxmlformats.org/drawingml/2006/picture">
                 <pic:pic>
                   <pic:nvPicPr>
-                    <pic:cNvPr id="0" name="image1.png"/>
+                    <pic:cNvPr id="0" name="image6.png"/>
                     <pic:cNvPicPr preferRelativeResize="0"/>
                   </pic:nvPicPr>
                   <pic:blipFill>
@@ -2314,7 +2314,7 @@
         <w:pStyle w:val="Heading1"/>
         <w:rPr/>
       </w:pPr>
-      <w:bookmarkStart w:colFirst="0" w:colLast="0" w:name="_6zthnx4a0p56" w:id="4"/>
+      <w:bookmarkStart w:colFirst="0" w:colLast="0" w:name="_rnemd1awsz3o" w:id="4"/>
       <w:bookmarkEnd w:id="4"/>
       <w:r>
         <w:rPr>
@@ -2434,12 +2434,12 @@
           <wp:inline distB="114300" distT="114300" distL="114300" distR="114300">
             <wp:extent cx="3214688" cy="3027554"/>
             <wp:effectExtent b="50800" l="50800" r="50800" t="50800"/>
-            <wp:docPr id="12" name="image4.jpg"/>
+            <wp:docPr id="10" name="image5.jpg"/>
             <a:graphic>
               <a:graphicData uri="http://schemas.openxmlformats.org/drawingml/2006/picture">
                 <pic:pic>
                   <pic:nvPicPr>
-                    <pic:cNvPr id="0" name="image4.jpg"/>
+                    <pic:cNvPr id="0" name="image5.jpg"/>
                     <pic:cNvPicPr preferRelativeResize="0"/>
                   </pic:nvPicPr>
                   <pic:blipFill>
@@ -5572,12 +5572,12 @@
           <wp:inline distB="114300" distT="114300" distL="114300" distR="114300">
             <wp:extent cx="2500313" cy="2445958"/>
             <wp:effectExtent b="50800" l="50800" r="50800" t="50800"/>
-            <wp:docPr id="11" name="image13.jpg"/>
+            <wp:docPr id="9" name="image16.jpg"/>
             <a:graphic>
               <a:graphicData uri="http://schemas.openxmlformats.org/drawingml/2006/picture">
                 <pic:pic>
                   <pic:nvPicPr>
-                    <pic:cNvPr id="0" name="image13.jpg"/>
+                    <pic:cNvPr id="0" name="image16.jpg"/>
                     <pic:cNvPicPr preferRelativeResize="0"/>
                   </pic:nvPicPr>
                   <pic:blipFill>
@@ -5614,12 +5614,12 @@
           <wp:inline distB="114300" distT="114300" distL="114300" distR="114300">
             <wp:extent cx="2481263" cy="2446315"/>
             <wp:effectExtent b="50800" l="50800" r="50800" t="50800"/>
-            <wp:docPr id="5" name="image21.jpg"/>
+            <wp:docPr id="12" name="image9.jpg"/>
             <a:graphic>
               <a:graphicData uri="http://schemas.openxmlformats.org/drawingml/2006/picture">
                 <pic:pic>
                   <pic:nvPicPr>
-                    <pic:cNvPr id="0" name="image21.jpg"/>
+                    <pic:cNvPr id="0" name="image9.jpg"/>
                     <pic:cNvPicPr preferRelativeResize="0"/>
                   </pic:nvPicPr>
                   <pic:blipFill>
@@ -6022,12 +6022,12 @@
           <wp:inline distB="114300" distT="114300" distL="114300" distR="114300">
             <wp:extent cx="2109788" cy="743509"/>
             <wp:effectExtent b="50800" l="50800" r="50800" t="50800"/>
-            <wp:docPr id="13" name="image20.png"/>
+            <wp:docPr id="11" name="image3.png"/>
             <a:graphic>
               <a:graphicData uri="http://schemas.openxmlformats.org/drawingml/2006/picture">
                 <pic:pic>
                   <pic:nvPicPr>
-                    <pic:cNvPr id="0" name="image20.png"/>
+                    <pic:cNvPr id="0" name="image3.png"/>
                     <pic:cNvPicPr preferRelativeResize="0"/>
                   </pic:nvPicPr>
                   <pic:blipFill>
@@ -6263,7 +6263,7 @@
         <w:pStyle w:val="Heading1"/>
         <w:rPr/>
       </w:pPr>
-      <w:bookmarkStart w:colFirst="0" w:colLast="0" w:name="_d6c0jaxty35z" w:id="5"/>
+      <w:bookmarkStart w:colFirst="0" w:colLast="0" w:name="_lpjmjz6zvl8a" w:id="5"/>
       <w:bookmarkEnd w:id="5"/>
       <w:r>
         <w:rPr>
@@ -6300,9 +6300,7 @@
           <w:numId w:val="4"/>
         </w:numPr>
         <w:ind w:left="720" w:hanging="360"/>
-        <w:rPr>
-          <w:u w:val="none"/>
-        </w:rPr>
+        <w:rPr/>
       </w:pPr>
       <w:r>
         <w:rPr>
@@ -6324,9 +6322,7 @@
           <w:numId w:val="4"/>
         </w:numPr>
         <w:ind w:left="720" w:hanging="360"/>
-        <w:rPr>
-          <w:u w:val="none"/>
-        </w:rPr>
+        <w:rPr/>
       </w:pPr>
       <w:r>
         <w:rPr>
@@ -6359,6 +6355,11 @@
           <w:rtl w:val="0"/>
         </w:rPr>
         <w:t xml:space="preserve">. </w:t>
+      </w:r>
+      <w:r>
+        <w:rPr>
+          <w:rtl w:val="0"/>
+        </w:rPr>
       </w:r>
     </w:p>
     <w:p>
@@ -6396,7 +6397,6 @@
         <w:ind w:left="720" w:hanging="360"/>
         <w:rPr>
           <w:b w:val="1"/>
-          <w:u w:val="none"/>
         </w:rPr>
       </w:pPr>
       <w:r>
@@ -6421,6 +6421,11 @@
           <w:rtl w:val="0"/>
         </w:rPr>
         <w:t xml:space="preserve">Table E2</w:t>
+      </w:r>
+      <w:r>
+        <w:rPr>
+          <w:rtl w:val="0"/>
+        </w:rPr>
       </w:r>
     </w:p>
     <w:p>
@@ -6432,7 +6437,6 @@
         <w:ind w:left="720" w:hanging="360"/>
         <w:rPr>
           <w:b w:val="1"/>
-          <w:u w:val="none"/>
         </w:rPr>
       </w:pPr>
       <w:r>
@@ -6500,12 +6504,12 @@
           <wp:inline distB="114300" distT="114300" distL="114300" distR="114300">
             <wp:extent cx="3271838" cy="2875086"/>
             <wp:effectExtent b="101600" l="101600" r="101600" t="101600"/>
-            <wp:docPr id="15" name="image18.png"/>
+            <wp:docPr id="15" name="image14.png"/>
             <a:graphic>
               <a:graphicData uri="http://schemas.openxmlformats.org/drawingml/2006/picture">
                 <pic:pic>
                   <pic:nvPicPr>
-                    <pic:cNvPr id="0" name="image18.png"/>
+                    <pic:cNvPr id="0" name="image14.png"/>
                     <pic:cNvPicPr preferRelativeResize="0"/>
                   </pic:nvPicPr>
                   <pic:blipFill>
@@ -6603,7 +6607,6 @@
         <w:ind w:left="720" w:hanging="360"/>
         <w:rPr>
           <w:b w:val="1"/>
-          <w:u w:val="none"/>
         </w:rPr>
       </w:pPr>
       <w:r>
@@ -6612,6 +6615,11 @@
           <w:rtl w:val="0"/>
         </w:rPr>
         <w:t xml:space="preserve">10 metres in length total =&gt; 1 + 3 + 4 + 2</w:t>
+      </w:r>
+      <w:r>
+        <w:rPr>
+          <w:rtl w:val="0"/>
+        </w:rPr>
       </w:r>
     </w:p>
     <w:p>
@@ -6623,7 +6631,6 @@
         <w:ind w:left="720" w:hanging="360"/>
         <w:rPr>
           <w:b w:val="1"/>
-          <w:u w:val="none"/>
         </w:rPr>
       </w:pPr>
       <w:r>
@@ -6632,6 +6639,11 @@
           <w:rtl w:val="0"/>
         </w:rPr>
         <w:t xml:space="preserve">3 bends.</w:t>
+      </w:r>
+      <w:r>
+        <w:rPr>
+          <w:rtl w:val="0"/>
+        </w:rPr>
       </w:r>
     </w:p>
     <w:p>
@@ -6754,12 +6766,12 @@
           <wp:inline distB="114300" distT="114300" distL="114300" distR="114300">
             <wp:extent cx="3900488" cy="2398358"/>
             <wp:effectExtent b="50800" l="50800" r="50800" t="50800"/>
-            <wp:docPr id="3" name="image22.png"/>
+            <wp:docPr id="13" name="image17.png"/>
             <a:graphic>
               <a:graphicData uri="http://schemas.openxmlformats.org/drawingml/2006/picture">
                 <pic:pic>
                   <pic:nvPicPr>
-                    <pic:cNvPr id="0" name="image22.png"/>
+                    <pic:cNvPr id="0" name="image17.png"/>
                     <pic:cNvPicPr preferRelativeResize="0"/>
                   </pic:nvPicPr>
                   <pic:blipFill>
@@ -6986,11 +6998,6 @@
         </w:rPr>
         <w:t xml:space="preserve">.</w:t>
       </w:r>
-      <w:r>
-        <w:rPr>
-          <w:rtl w:val="0"/>
-        </w:rPr>
-      </w:r>
     </w:p>
     <w:p>
       <w:pPr>
@@ -7018,12 +7025,12 @@
           <wp:inline distB="114300" distT="114300" distL="114300" distR="114300">
             <wp:extent cx="3196888" cy="2805113"/>
             <wp:effectExtent b="101600" l="101600" r="101600" t="101600"/>
-            <wp:docPr id="14" name="image6.png"/>
+            <wp:docPr id="14" name="image8.png"/>
             <a:graphic>
               <a:graphicData uri="http://schemas.openxmlformats.org/drawingml/2006/picture">
                 <pic:pic>
                   <pic:nvPicPr>
-                    <pic:cNvPr id="0" name="image6.png"/>
+                    <pic:cNvPr id="0" name="image8.png"/>
                     <pic:cNvPicPr preferRelativeResize="0"/>
                   </pic:nvPicPr>
                   <pic:blipFill>
@@ -7204,12 +7211,12 @@
           <wp:inline distB="114300" distT="114300" distL="114300" distR="114300">
             <wp:extent cx="3481388" cy="2313214"/>
             <wp:effectExtent b="101600" l="101600" r="101600" t="101600"/>
-            <wp:docPr id="4" name="image11.png"/>
+            <wp:docPr id="16" name="image19.png"/>
             <a:graphic>
               <a:graphicData uri="http://schemas.openxmlformats.org/drawingml/2006/picture">
                 <pic:pic>
                   <pic:nvPicPr>
-                    <pic:cNvPr id="0" name="image11.png"/>
+                    <pic:cNvPr id="0" name="image19.png"/>
                     <pic:cNvPicPr preferRelativeResize="0"/>
                   </pic:nvPicPr>
                   <pic:blipFill>
@@ -7320,7 +7327,6 @@
             <w:pPr>
               <w:keepNext w:val="0"/>
               <w:keepLines w:val="0"/>
-              <w:pageBreakBefore w:val="0"/>
               <w:widowControl w:val="0"/>
               <w:pBdr>
                 <w:top w:space="0" w:sz="0" w:val="nil"/>
@@ -7361,7 +7367,6 @@
             <w:pPr>
               <w:keepNext w:val="0"/>
               <w:keepLines w:val="0"/>
-              <w:pageBreakBefore w:val="0"/>
               <w:widowControl w:val="0"/>
               <w:pBdr>
                 <w:top w:space="0" w:sz="0" w:val="nil"/>
@@ -7390,7 +7395,6 @@
             <w:pPr>
               <w:keepNext w:val="0"/>
               <w:keepLines w:val="0"/>
-              <w:pageBreakBefore w:val="0"/>
               <w:widowControl w:val="0"/>
               <w:pBdr>
                 <w:top w:space="0" w:sz="0" w:val="nil"/>
@@ -7431,7 +7435,6 @@
             <w:pPr>
               <w:keepNext w:val="0"/>
               <w:keepLines w:val="0"/>
-              <w:pageBreakBefore w:val="0"/>
               <w:widowControl w:val="0"/>
               <w:pBdr>
                 <w:top w:space="0" w:sz="0" w:val="nil"/>
@@ -7472,7 +7475,6 @@
             <w:pPr>
               <w:keepNext w:val="0"/>
               <w:keepLines w:val="0"/>
-              <w:pageBreakBefore w:val="0"/>
               <w:widowControl w:val="0"/>
               <w:pBdr>
                 <w:top w:space="0" w:sz="0" w:val="nil"/>
@@ -7519,7 +7521,6 @@
             <w:pPr>
               <w:keepNext w:val="0"/>
               <w:keepLines w:val="0"/>
-              <w:pageBreakBefore w:val="0"/>
               <w:widowControl w:val="0"/>
               <w:pBdr>
                 <w:top w:space="0" w:sz="0" w:val="nil"/>
@@ -7560,7 +7561,6 @@
             <w:pPr>
               <w:keepNext w:val="0"/>
               <w:keepLines w:val="0"/>
-              <w:pageBreakBefore w:val="0"/>
               <w:widowControl w:val="0"/>
               <w:pBdr>
                 <w:top w:space="0" w:sz="0" w:val="nil"/>
@@ -7603,7 +7603,6 @@
             <w:pPr>
               <w:keepNext w:val="0"/>
               <w:keepLines w:val="0"/>
-              <w:pageBreakBefore w:val="0"/>
               <w:widowControl w:val="0"/>
               <w:pBdr>
                 <w:top w:space="0" w:sz="0" w:val="nil"/>
@@ -7646,7 +7645,6 @@
             <w:pPr>
               <w:keepNext w:val="0"/>
               <w:keepLines w:val="0"/>
-              <w:pageBreakBefore w:val="0"/>
               <w:widowControl w:val="0"/>
               <w:pBdr>
                 <w:top w:space="0" w:sz="0" w:val="nil"/>
@@ -7723,7 +7721,6 @@
             <w:pPr>
               <w:keepNext w:val="0"/>
               <w:keepLines w:val="0"/>
-              <w:pageBreakBefore w:val="0"/>
               <w:widowControl w:val="0"/>
               <w:pBdr>
                 <w:top w:space="0" w:sz="0" w:val="nil"/>
@@ -7762,7 +7759,6 @@
             <w:pPr>
               <w:keepNext w:val="0"/>
               <w:keepLines w:val="0"/>
-              <w:pageBreakBefore w:val="0"/>
               <w:widowControl w:val="0"/>
               <w:pBdr>
                 <w:top w:space="0" w:sz="0" w:val="nil"/>
@@ -7801,7 +7797,6 @@
             <w:pPr>
               <w:keepNext w:val="0"/>
               <w:keepLines w:val="0"/>
-              <w:pageBreakBefore w:val="0"/>
               <w:widowControl w:val="0"/>
               <w:pBdr>
                 <w:top w:space="0" w:sz="0" w:val="nil"/>
@@ -7844,7 +7839,6 @@
             <w:pPr>
               <w:keepNext w:val="0"/>
               <w:keepLines w:val="0"/>
-              <w:pageBreakBefore w:val="0"/>
               <w:widowControl w:val="0"/>
               <w:pBdr>
                 <w:top w:space="0" w:sz="0" w:val="nil"/>
@@ -8369,6 +8363,11 @@
         </w:rPr>
         <w:t xml:space="preserve">Conduit factor ≥ sum of cable factor</w:t>
       </w:r>
+      <w:r>
+        <w:rPr>
+          <w:rtl w:val="0"/>
+        </w:rPr>
+      </w:r>
     </w:p>
     <w:p>
       <w:pPr>
@@ -8486,12 +8485,12 @@
           <wp:inline distB="114300" distT="114300" distL="114300" distR="114300">
             <wp:extent cx="4848210" cy="2987850"/>
             <wp:effectExtent b="50800" l="50800" r="50800" t="50800"/>
-            <wp:docPr id="18" name="image23.png"/>
+            <wp:docPr id="17" name="image15.png"/>
             <a:graphic>
               <a:graphicData uri="http://schemas.openxmlformats.org/drawingml/2006/picture">
                 <pic:pic>
                   <pic:nvPicPr>
-                    <pic:cNvPr id="0" name="image23.png"/>
+                    <pic:cNvPr id="0" name="image15.png"/>
                     <pic:cNvPicPr preferRelativeResize="0"/>
                   </pic:nvPicPr>
                   <pic:blipFill>
@@ -8782,19 +8781,13 @@
         <w:pStyle w:val="Heading1"/>
         <w:rPr/>
       </w:pPr>
-      <w:bookmarkStart w:colFirst="0" w:colLast="0" w:name="_hp0mtsqp5vmh" w:id="6"/>
+      <w:bookmarkStart w:colFirst="0" w:colLast="0" w:name="_o0md7vyfd4lg" w:id="6"/>
       <w:bookmarkEnd w:id="6"/>
       <w:r>
         <w:rPr>
           <w:rtl w:val="0"/>
         </w:rPr>
-        <w:t xml:space="preserve">F</w:t>
-      </w:r>
-      <w:r>
-        <w:rPr>
-          <w:rtl w:val="0"/>
-        </w:rPr>
-        <w:t xml:space="preserve">inal example Conduit calculation</w:t>
+        <w:t xml:space="preserve">Final example Conduit calculation</w:t>
       </w:r>
     </w:p>
     <w:p>
@@ -8825,12 +8818,12 @@
           <wp:inline distB="114300" distT="114300" distL="114300" distR="114300">
             <wp:extent cx="2702241" cy="1791937"/>
             <wp:effectExtent b="101600" l="101600" r="101600" t="101600"/>
-            <wp:docPr id="16" name="image14.png"/>
+            <wp:docPr id="18" name="image7.png"/>
             <a:graphic>
               <a:graphicData uri="http://schemas.openxmlformats.org/drawingml/2006/picture">
                 <pic:pic>
                   <pic:nvPicPr>
-                    <pic:cNvPr id="0" name="image14.png"/>
+                    <pic:cNvPr id="0" name="image7.png"/>
                     <pic:cNvPicPr preferRelativeResize="0"/>
                   </pic:nvPicPr>
                   <pic:blipFill>
@@ -8951,12 +8944,12 @@
           <wp:inline distB="114300" distT="114300" distL="114300" distR="114300">
             <wp:extent cx="2641277" cy="3159300"/>
             <wp:effectExtent b="101600" l="101600" r="101600" t="101600"/>
-            <wp:docPr id="17" name="image2.jpg"/>
+            <wp:docPr id="19" name="image12.jpg"/>
             <a:graphic>
               <a:graphicData uri="http://schemas.openxmlformats.org/drawingml/2006/picture">
                 <pic:pic>
                   <pic:nvPicPr>
-                    <pic:cNvPr id="0" name="image2.jpg"/>
+                    <pic:cNvPr id="0" name="image12.jpg"/>
                     <pic:cNvPicPr preferRelativeResize="0"/>
                   </pic:nvPicPr>
                   <pic:blipFill>
@@ -10511,12 +10504,12 @@
           <wp:inline distB="114300" distT="114300" distL="114300" distR="114300">
             <wp:extent cx="2862604" cy="3417819"/>
             <wp:effectExtent b="50800" l="50800" r="50800" t="50800"/>
-            <wp:docPr id="19" name="image5.jpg"/>
+            <wp:docPr id="20" name="image4.jpg"/>
             <a:graphic>
               <a:graphicData uri="http://schemas.openxmlformats.org/drawingml/2006/picture">
                 <pic:pic>
                   <pic:nvPicPr>
-                    <pic:cNvPr id="0" name="image5.jpg"/>
+                    <pic:cNvPr id="0" name="image4.jpg"/>
                     <pic:cNvPicPr preferRelativeResize="0"/>
                   </pic:nvPicPr>
                   <pic:blipFill>
@@ -10969,7 +10962,7 @@
         <w:pStyle w:val="Heading1"/>
         <w:rPr/>
       </w:pPr>
-      <w:bookmarkStart w:colFirst="0" w:colLast="0" w:name="_vzc54zvbj48c" w:id="7"/>
+      <w:bookmarkStart w:colFirst="0" w:colLast="0" w:name="_5am5he773dmr" w:id="7"/>
       <w:bookmarkEnd w:id="7"/>
       <w:r>
         <w:rPr>
@@ -11607,7 +11600,7 @@
         <w:pStyle w:val="Heading1"/>
         <w:rPr/>
       </w:pPr>
-      <w:bookmarkStart w:colFirst="0" w:colLast="0" w:name="_i9vytv28hrav" w:id="8"/>
+      <w:bookmarkStart w:colFirst="0" w:colLast="0" w:name="_nz8fm1tdkn3s" w:id="8"/>
       <w:bookmarkEnd w:id="8"/>
       <w:r>
         <w:rPr>
@@ -11620,7 +11613,7 @@
         <w:pStyle w:val="Heading1"/>
         <w:rPr/>
       </w:pPr>
-      <w:bookmarkStart w:colFirst="0" w:colLast="0" w:name="_c7hx6yrcjvtp" w:id="9"/>
+      <w:bookmarkStart w:colFirst="0" w:colLast="0" w:name="_qbonjybqp258" w:id="9"/>
       <w:bookmarkEnd w:id="9"/>
       <w:r>
         <w:rPr>
@@ -11684,12 +11677,12 @@
           <wp:inline distB="114300" distT="114300" distL="114300" distR="114300">
             <wp:extent cx="1520786" cy="2695575"/>
             <wp:effectExtent b="101600" l="101600" r="101600" t="101600"/>
-            <wp:docPr id="20" name="image16.jpg"/>
+            <wp:docPr id="21" name="image20.jpg"/>
             <a:graphic>
               <a:graphicData uri="http://schemas.openxmlformats.org/drawingml/2006/picture">
                 <pic:pic>
                   <pic:nvPicPr>
-                    <pic:cNvPr id="0" name="image16.jpg"/>
+                    <pic:cNvPr id="0" name="image20.jpg"/>
                     <pic:cNvPicPr preferRelativeResize="0"/>
                   </pic:nvPicPr>
                   <pic:blipFill>
@@ -11937,7 +11930,7 @@
         <w:pStyle w:val="Heading1"/>
         <w:rPr/>
       </w:pPr>
-      <w:bookmarkStart w:colFirst="0" w:colLast="0" w:name="_7kbqcrq15axj" w:id="10"/>
+      <w:bookmarkStart w:colFirst="0" w:colLast="0" w:name="_pvm4u6rqb9bp" w:id="10"/>
       <w:bookmarkEnd w:id="10"/>
       <w:r>
         <w:rPr>
@@ -12133,12 +12126,12 @@
           <wp:inline distB="114300" distT="114300" distL="114300" distR="114300">
             <wp:extent cx="2728913" cy="4866850"/>
             <wp:effectExtent b="101600" l="101600" r="101600" t="101600"/>
-            <wp:docPr id="21" name="image19.jpg"/>
+            <wp:docPr id="22" name="image21.jpg"/>
             <a:graphic>
               <a:graphicData uri="http://schemas.openxmlformats.org/drawingml/2006/picture">
                 <pic:pic>
                   <pic:nvPicPr>
-                    <pic:cNvPr id="0" name="image19.jpg"/>
+                    <pic:cNvPr id="0" name="image21.jpg"/>
                     <pic:cNvPicPr preferRelativeResize="0"/>
                   </pic:nvPicPr>
                   <pic:blipFill>
@@ -12331,12 +12324,12 @@
           <wp:inline distB="114300" distT="114300" distL="114300" distR="114300">
             <wp:extent cx="3364015" cy="5978700"/>
             <wp:effectExtent b="101600" l="101600" r="101600" t="101600"/>
-            <wp:docPr id="22" name="image17.jpg"/>
+            <wp:docPr id="23" name="image23.jpg"/>
             <a:graphic>
               <a:graphicData uri="http://schemas.openxmlformats.org/drawingml/2006/picture">
                 <pic:pic>
                   <pic:nvPicPr>
-                    <pic:cNvPr id="0" name="image17.jpg"/>
+                    <pic:cNvPr id="0" name="image23.jpg"/>
                     <pic:cNvPicPr preferRelativeResize="0"/>
                   </pic:nvPicPr>
                   <pic:blipFill>
@@ -12425,12 +12418,12 @@
           <wp:inline distB="114300" distT="114300" distL="114300" distR="114300">
             <wp:extent cx="2739989" cy="4870275"/>
             <wp:effectExtent b="101600" l="101600" r="101600" t="101600"/>
-            <wp:docPr id="23" name="image15.jpg"/>
+            <wp:docPr id="1" name="image10.jpg"/>
             <a:graphic>
               <a:graphicData uri="http://schemas.openxmlformats.org/drawingml/2006/picture">
                 <pic:pic>
                   <pic:nvPicPr>
-                    <pic:cNvPr id="0" name="image15.jpg"/>
+                    <pic:cNvPr id="0" name="image10.jpg"/>
                     <pic:cNvPicPr preferRelativeResize="0"/>
                   </pic:nvPicPr>
                   <pic:blipFill>
@@ -12519,12 +12512,12 @@
           <wp:inline distB="114300" distT="114300" distL="114300" distR="114300">
             <wp:extent cx="4600575" cy="4970287"/>
             <wp:effectExtent b="50800" l="50800" r="50800" t="50800"/>
-            <wp:docPr id="1" name="image12.jpg"/>
+            <wp:docPr id="2" name="image22.jpg"/>
             <a:graphic>
               <a:graphicData uri="http://schemas.openxmlformats.org/drawingml/2006/picture">
                 <pic:pic>
                   <pic:nvPicPr>
-                    <pic:cNvPr id="0" name="image12.jpg"/>
+                    <pic:cNvPr id="0" name="image22.jpg"/>
                     <pic:cNvPicPr preferRelativeResize="0"/>
                   </pic:nvPicPr>
                   <pic:blipFill>
@@ -12626,12 +12619,12 @@
           <wp:inline distB="114300" distT="114300" distL="114300" distR="114300">
             <wp:extent cx="4243388" cy="5921006"/>
             <wp:effectExtent b="101600" l="101600" r="101600" t="101600"/>
-            <wp:docPr id="2" name="image10.jpg"/>
+            <wp:docPr id="3" name="image13.jpg"/>
             <a:graphic>
               <a:graphicData uri="http://schemas.openxmlformats.org/drawingml/2006/picture">
                 <pic:pic>
                   <pic:nvPicPr>
-                    <pic:cNvPr id="0" name="image10.jpg"/>
+                    <pic:cNvPr id="0" name="image13.jpg"/>
                     <pic:cNvPicPr preferRelativeResize="0"/>
                   </pic:nvPicPr>
                   <pic:blipFill>
@@ -12682,12 +12675,6 @@
     <w:pPr>
       <w:rPr/>
     </w:pPr>
-    <w:r>
-      <w:rPr>
-        <w:rtl w:val="0"/>
-      </w:rPr>
-      <w:t xml:space="preserve">IWA </w:t>
-    </w:r>
     <w:r>
       <w:rPr>
         <w:b w:val="1"/>
@@ -12736,7 +12723,6 @@
       <w:rPr>
         <w:rtl w:val="0"/>
       </w:rPr>
-      <w:t xml:space="preserve">Teacher: OG</w:t>
     </w:r>
   </w:p>
   <w:p>
@@ -13347,11 +13333,19 @@
       </w:pPr>
     </w:pPrDefault>
   </w:docDefaults>
+  <w:style w:type="table" w:styleId="TableNormal" w:default="1">
+    <w:name w:val="TableNormal"/>
+    <w:tblPr>
+      <w:tblCellMar>
+        <w:top w:w="100.0" w:type="dxa"/>
+        <w:left w:w="100.0" w:type="dxa"/>
+        <w:bottom w:w="100.0" w:type="dxa"/>
+        <w:right w:w="100.0" w:type="dxa"/>
+      </w:tblCellMar>
+    </w:tblPr>
+  </w:style>
   <w:style w:type="paragraph" w:styleId="Normal" w:default="1">
     <w:name w:val="normal"/>
-  </w:style>
-  <w:style w:type="table" w:styleId="TableNormal" w:default="1">
-    <w:name w:val="TableNormal"/>
   </w:style>
   <w:style w:type="paragraph" w:styleId="Heading1">
     <w:name w:val="heading 1"/>
@@ -13487,12 +13481,6 @@
     <w:tblPr>
       <w:tblStyleRowBandSize w:val="1"/>
       <w:tblStyleColBandSize w:val="1"/>
-      <w:tblCellMar>
-        <w:top w:w="100.0" w:type="dxa"/>
-        <w:left w:w="100.0" w:type="dxa"/>
-        <w:bottom w:w="100.0" w:type="dxa"/>
-        <w:right w:w="100.0" w:type="dxa"/>
-      </w:tblCellMar>
     </w:tblPr>
   </w:style>
   <w:style w:type="table" w:styleId="Table2">
@@ -13500,12 +13488,6 @@
     <w:tblPr>
       <w:tblStyleRowBandSize w:val="1"/>
       <w:tblStyleColBandSize w:val="1"/>
-      <w:tblCellMar>
-        <w:top w:w="100.0" w:type="dxa"/>
-        <w:left w:w="100.0" w:type="dxa"/>
-        <w:bottom w:w="100.0" w:type="dxa"/>
-        <w:right w:w="100.0" w:type="dxa"/>
-      </w:tblCellMar>
     </w:tblPr>
   </w:style>
   <w:style w:type="table" w:styleId="Table3">
@@ -13513,12 +13495,6 @@
     <w:tblPr>
       <w:tblStyleRowBandSize w:val="1"/>
       <w:tblStyleColBandSize w:val="1"/>
-      <w:tblCellMar>
-        <w:top w:w="100.0" w:type="dxa"/>
-        <w:left w:w="100.0" w:type="dxa"/>
-        <w:bottom w:w="100.0" w:type="dxa"/>
-        <w:right w:w="100.0" w:type="dxa"/>
-      </w:tblCellMar>
     </w:tblPr>
   </w:style>
   <w:style w:type="table" w:styleId="Table4">
@@ -13526,12 +13502,6 @@
     <w:tblPr>
       <w:tblStyleRowBandSize w:val="1"/>
       <w:tblStyleColBandSize w:val="1"/>
-      <w:tblCellMar>
-        <w:top w:w="100.0" w:type="dxa"/>
-        <w:left w:w="100.0" w:type="dxa"/>
-        <w:bottom w:w="100.0" w:type="dxa"/>
-        <w:right w:w="100.0" w:type="dxa"/>
-      </w:tblCellMar>
     </w:tblPr>
   </w:style>
 </w:styles>
